--- a/assets/docs/modelos/spec-datalizacion.docx
+++ b/assets/docs/modelos/spec-datalizacion.docx
@@ -987,7 +987,7 @@
         <w:rPr>
           <w:color w:val="102334"/>
         </w:rPr>
-        <w:t xml:space="preserve">Controlar el paso a producción y sostener la solución después del go-live.</w:t>
+        <w:t xml:space="preserve">Controlar el paso a producción y sostener la solución después de la salida a producción.</w:t>
       </w:r>
     </w:p>
     <w:tbl>
